--- a/cf/sh/u/files/u022.docx
+++ b/cf/sh/u/files/u022.docx
@@ -20,7 +20,7 @@
     </w:p>
     <w:p>
       <w:r>
-        <w:t>請針對每個題目，把答案填在「回答：」後面（越具體越好）；填好後請放回您的部門資料夾即可，不需回信。</w:t>
+        <w:t>這份問卷是想更了解您的實際作業，好把您的 AI 助理做得更貼近需求。第一部分請把答案填在「回答：」後面（越具體越好）；第二部分只是先讓您了解，之後用的時候再一起調整，不用現在填。填好後放回您的部門資料夾即可，不需回信。</w:t>
       </w:r>
     </w:p>
     <w:p>
@@ -32,8 +32,16 @@
       </w:r>
     </w:p>
     <w:p>
+      <w:pPr>
+        <w:pStyle w:val="Heading2"/>
+      </w:pPr>
       <w:r>
-        <w:t>1. PLM／網路磁碟的 BOM 主檔、料號對照與規格表能否匯出成 CSV 供掛知識庫？</w:t>
+        <w:t>一、請您提供或確認的事情</w:t>
+      </w:r>
+    </w:p>
+    <w:p>
+      <w:r>
+        <w:t>1. 請先跟 IT 確認 PLM 系統能不能匯出（或介接）用料清單主檔；短期可以先用人工定期匯出檔過渡。</w:t>
       </w:r>
     </w:p>
     <w:p>
@@ -43,7 +51,7 @@
     </w:p>
     <w:p>
       <w:r>
-        <w:t>2. 千附出貨技術文件的真實範本與『隨機文件清單』標準為何？各客戶要求是否不同？</w:t>
+        <w:t>2. 請提供公司「出貨技術文件」的真實範本和「隨機文件清單」標準（出貨要附哪些文件的清單）。</w:t>
       </w:r>
     </w:p>
     <w:p>
@@ -53,7 +61,7 @@
     </w:p>
     <w:p>
       <w:r>
-        <w:t>3. 各品項性質對應應附文件的規則怎麼定（如鈦件附材證、CTQ 件附 CMM）？有無對照表？</w:t>
+        <w:t>3. 請說明各品項要附哪些文件的規則（例如鈦件要附材質證明、關鍵品質件要附 CMM 量測報告）。</w:t>
       </w:r>
     </w:p>
     <w:p>
@@ -63,7 +71,7 @@
     </w:p>
     <w:p>
       <w:r>
-        <w:t>4. 客戶端對出貨文件的特殊要求清單能否提供？</w:t>
+        <w:t>4. 請提供客戶端對出貨文件的特殊要求清單，AI 整理檢核表時才對得齊。</w:t>
       </w:r>
     </w:p>
     <w:p>
@@ -73,7 +81,7 @@
     </w:p>
     <w:p>
       <w:r>
-        <w:t>5. PLM 文件編號／版次規則為何？確認 AI 不得自填、由系統產生對嗎？</w:t>
+        <w:t>5. 請確認 PLM 文件編號、版次由系統產生，AI 一律留「待補」、不自己填。</w:t>
       </w:r>
     </w:p>
     <w:p>
@@ -82,13 +90,31 @@
       </w:r>
     </w:p>
     <w:p>
+      <w:pPr>
+        <w:pStyle w:val="Heading2"/>
+      </w:pPr>
       <w:r>
-        <w:t>6. PLM 目前能否人工匯出，還是需先與 IT 規劃 MCP／Function Call 介接？</w:t>
+        <w:t>二、要用了之後、跟 AI 一起調整的事情（先了解即可，不用現在填）</w:t>
       </w:r>
     </w:p>
     <w:p>
       <w:r>
-        <w:t>回答：</w:t>
+        <w:t>• 把出貨品項和用料清單餵給 AI，它會對照主檔整理出貨文件草稿，並列一張「隨機文件檢核表」（哪些文件該附、齊不齊）。</w:t>
+      </w:r>
+    </w:p>
+    <w:p>
+      <w:r>
+        <w:t>• AI 把「是否齊備」一律留「待確認」，工程師要自己核對每份文件到底有沒有備齊，不能靠 AI 判定。</w:t>
+      </w:r>
+    </w:p>
+    <w:p>
+      <w:r>
+        <w:t>• 遇到規格跟主檔不符的品項，AI 會標「規格待釐清」，工程師要親自確認正確規格。</w:t>
+      </w:r>
+    </w:p>
+    <w:p>
+      <w:r>
+        <w:t>• 如果 AI 對「該附哪些文件」判斷有誤，把正確規則補進範本或回貼給它，它就會改進；文件正式發行仍由工程師走 PLM。</w:t>
       </w:r>
     </w:p>
     <w:p/>
@@ -101,8 +127,16 @@
       </w:r>
     </w:p>
     <w:p>
+      <w:pPr>
+        <w:pStyle w:val="Heading2"/>
+      </w:pPr>
       <w:r>
-        <w:t>1. 新舊產品 BOM／料表能否從 PLM／網路磁碟匯出成 CSV？客戶提供版與內部版格式差異大嗎？</w:t>
+        <w:t>一、請您提供或確認的事情</w:t>
+      </w:r>
+    </w:p>
+    <w:p>
+      <w:r>
+        <w:t>1. 請從 PLM 或網路磁碟匯出「用料清單主檔」（BOM，含料號、規格、對照表），當 AI 比對新舊版的底稿。</w:t>
       </w:r>
     </w:p>
     <w:p>
@@ -112,7 +146,7 @@
     </w:p>
     <w:p>
       <w:r>
-        <w:t>2. 客戶提供資料多為掃描 PDF／圖檔還是可編輯檔？需要 VLM 辨識的比例多高？</w:t>
+        <w:t>2. 請提供新舊產品用料清單的常見格式樣本（公司自己的、客戶提供的版面常不同），讓 AI 練習正確讀取。</w:t>
       </w:r>
     </w:p>
     <w:p>
@@ -122,7 +156,7 @@
     </w:p>
     <w:p>
       <w:r>
-        <w:t>3. 差異分類規則怎麼定義？『數量變更』『規格變更』『規格不符』的認定原則為何？</w:t>
+        <w:t>3. 請說明「差異怎麼分類」的規則：什麼算「變更」、規格不符要怎麼認定，AI 才能一致地標示。</w:t>
       </w:r>
     </w:p>
     <w:p>
@@ -132,7 +166,7 @@
     </w:p>
     <w:p>
       <w:r>
-        <w:t>4. 開新料號的命名規則與核發權責為何？確認 AI 只標「需開新料號（待補）」對嗎？</w:t>
+        <w:t>4. 請確認「開新料號」的命名規則和由誰核發，這樣新品項 AI 只會標「需開新料號（待補）」、不會自己編號。</w:t>
       </w:r>
     </w:p>
     <w:p>
@@ -142,7 +176,7 @@
     </w:p>
     <w:p>
       <w:r>
-        <w:t>5. 料號對齊的主檔（料號、規格）多久更新一次？誰維護？</w:t>
+        <w:t>5. 請確認這隻 AI 只做「新舊用料清單比對、料號對照」的草稿；繪圖和正式發行（走 PLM）仍由工程師處理。</w:t>
       </w:r>
     </w:p>
     <w:p>
@@ -151,13 +185,31 @@
       </w:r>
     </w:p>
     <w:p>
+      <w:pPr>
+        <w:pStyle w:val="Heading2"/>
+      </w:pPr>
       <w:r>
-        <w:t>6. 確認繪圖與 BOM 經 PLM 發行保留人工，AI 只做 BOM 比對草稿——切分界線 OK 嗎？</w:t>
+        <w:t>二、要用了之後、跟 AI 一起調整的事情（先了解即可，不用現在填）</w:t>
       </w:r>
     </w:p>
     <w:p>
       <w:r>
-        <w:t>回答：</w:t>
+        <w:t>• 把新舊兩版用料清單餵給 AI，它會逐項比對出哪些是新增、刪除、數量改了、規格改了，整理成差異清單草稿。</w:t>
+      </w:r>
+    </w:p>
+    <w:p>
+      <w:r>
+        <w:t>• AI 出的差異清單，工程師要核對料號和規格對不對，特別是標「規格不符」「待釐清」的品項要親自判斷。</w:t>
+      </w:r>
+    </w:p>
+    <w:p>
+      <w:r>
+        <w:t>• 新設計、還沒有料號的品項，AI 會標「需開新料號（待補）」，工程師再依規則正式編號，AI 不代編。</w:t>
+      </w:r>
+    </w:p>
+    <w:p>
+      <w:r>
+        <w:t>• 如果 AI 差異分類判錯，把正確判定回貼告訴它，它會修正；最終繪圖、開料號、發行都由工程師完成。</w:t>
       </w:r>
     </w:p>
     <w:p/>
